--- a/templates/openagreements-cc-by-4.0/openagreements-restrictive-covenant-massachusetts/template.docx
+++ b/templates/openagreements-cc-by-4.0/openagreements-restrictive-covenant-massachusetts/template.docx
@@ -493,7 +493,7 @@
                 <w:sz w:val="21"/>
                 <w:szCs w:val="21"/>
               </w:rPr>
-              <w:t xml:space="preserve">12 months</w:t>
+              <w:t xml:space="preserve">24 months</w:t>
             </w:r>
           </w:p>
         </w:tc>

--- a/templates/openagreements-cc-by-4.0/openagreements-restrictive-covenant-massachusetts/template.docx
+++ b/templates/openagreements-cc-by-4.0/openagreements-restrictive-covenant-massachusetts/template.docx
@@ -1889,7 +1889,7 @@
         <w:ind w:left="720"/>
       </w:pPr>
       <w:r>
-        <w:t xml:space="preserve">If Employee breaches any restrictive covenant in this agreement, the Restricted Period for that covenant is extended by one day for each day of the breach, so that the full duration of the restriction runs from the date the breach ends; provided that, for the non-compete, no extension under this section may cause the Restricted Period to run beyond the latest point permitted by Mass. Gen. Laws ch. 149, § 24L(b)(iv) — that is, beyond 12 months from the cessation of employment, or beyond 2 years from the cessation of employment only where Employee has breached a fiduciary duty to Employer or has unlawfully taken, physically or electronically, property belonging to Employer. Because Massachusetts courts will not equitably extend a noncompetition restraint beyond its stated term (see EMC Corp. v. Arturi and Automile Holdings, LLC v. McGovern), this express provision is the parties' agreed mechanism for any extension during a breach, and it cannot lengthen the non-compete beyond that statutory ceiling.</w:t>
+        <w:t xml:space="preserve">If Employee breaches any restrictive covenant in this agreement, the Restricted Period for that covenant is extended by one day for each day of the breach, so that the full duration of the restriction runs from the date the breach ends; provided that, for the non-compete, no extension under this section may cause the Restricted Period to run beyond the latest point permitted by Mass. Gen. Laws ch. 149, § 24L(b)(iv) — that is, beyond 12 months from the cessation of employment, or beyond 2 years from the cessation of employment only where Employee has breached a fiduciary duty to Employer or has unlawfully taken, physically or electronically, property belonging to Employer. Because Massachusetts courts will not equitably extend a noncompetition restraint beyond its stated term, this express provision is the parties' agreed mechanism for any extension during a breach, and it cannot lengthen the non-compete beyond that statutory ceiling.</w:t>
       </w:r>
     </w:p>
     <w:p>

--- a/templates/openagreements-cc-by-4.0/openagreements-restrictive-covenant-massachusetts/template.docx
+++ b/templates/openagreements-cc-by-4.0/openagreements-restrictive-covenant-massachusetts/template.docx
@@ -89,7 +89,7 @@
                 <w:szCs w:val="22"/>
                 <w:highlight w:val="yellow"/>
               </w:rPr>
-              <w:t xml:space="preserve">[Legal name of the employer]</w:t>
+              <w:t xml:space="preserve">[Legal name of the entity that employs the employee]</w:t>
             </w:r>
           </w:p>
         </w:tc>
@@ -1312,7 +1312,7 @@
         <w:t xml:space="preserve">“Protected Interests”</w:t>
       </w:r>
       <w:r>
-        <w:t xml:space="preserve"> means the legitimate business interests that Mass. Gen. Laws ch. 149, § 24L(b)(iii) permits a noncompetition agreement to protect: Employer's trade secrets, Employer's Confidential Information that would not otherwise qualify as a trade secret, and Employer's goodwill. Protection from ordinary competition is not a Protected Interest.</w:t>
+        <w:t xml:space="preserve"> means Employer's trade secrets, Employer's Confidential Information that would not otherwise qualify as a trade secret, and Employer's goodwill.</w:t>
       </w:r>
     </w:p>
     <w:p>
@@ -1415,7 +1415,7 @@
           <w:b/>
           <w:bCs/>
         </w:rPr>
-        <w:t xml:space="preserve">Recitals and Legitimate Business Interests</w:t>
+        <w:t xml:space="preserve">Recitals and Protected Interests</w:t>
       </w:r>
     </w:p>
     <w:p>
@@ -1425,7 +1425,7 @@
         <w:ind w:left="720"/>
       </w:pPr>
       <w:r>
-        <w:t xml:space="preserve">Employer and Employee acknowledge and agree that the restrictive covenants in this agreement are supported by, and no broader than necessary to protect, one or more of the legitimate business interests that Mass. Gen. Laws ch. 149, § 24L(b)(iii) permits a noncompetition agreement to protect: (A) Employer's trade secrets; (B) Employer's Confidential Information that would not otherwise qualify as a trade secret; or (C) Employer's goodwill. The parties acknowledge that, under Massachusetts law, protection from ordinary competition is not a legitimate business interest. Employer would not provide Employee with access to these Protected Interests absent the protections in this agreement.</w:t>
+        <w:t xml:space="preserve">Employer and Employee acknowledge and agree that the restrictive covenants in this agreement are supported by, and limited to the scope needed to protect, Employer's Protected Interests. Employer would not provide Employee with access to these Protected Interests absent the protections in this agreement.</w:t>
       </w:r>
     </w:p>
     <w:p>
@@ -1454,7 +1454,7 @@
         <w:ind w:left="720"/>
       </w:pPr>
       <w:r>
-        <w:t xml:space="preserve">Employee has the right to consult with counsel prior to signing this agreement. If this agreement is entered into in connection with the commencement of employment, it is provided to Employee by the earlier of a formal offer of employment or 10 business days before the commencement of employment, and is signed by both Employer and Employee (Mass. Gen. Laws ch. 149, § 24L(b)(i)). If this agreement is entered into after the commencement of employment but not in connection with separation, it is supported by fair and reasonable consideration independent from the continuation of employment, and notice of the agreement is provided to Employee at least 10 business days before it is to be effective (Mass. Gen. Laws ch. 149, § 24L(b)(ii)). Employee acknowledges that the restrictions in this agreement are reasonable and necessary to protect Employer's Protected Interests. If the employment relationship later changes materially, Employer may ask Employee to execute a new agreement that complies with the statute then in effect. This agreement is effective as of the Effective Date listed in Cover Terms.</w:t>
+        <w:t xml:space="preserve">Employee has the right to consult with counsel prior to signing this agreement. If this agreement is entered into in connection with the commencement of employment, it is provided to Employee by the earlier of a formal offer of employment or 10 business days before the commencement of employment, and is signed by both Employer and Employee. If this agreement is entered into after the commencement of employment but not in connection with separation, it is supported by fair and reasonable consideration independent from the continuation of employment, and notice of the agreement is provided to Employee at least 10 business days before it is to be effective. Employee acknowledges that the restrictions in this agreement are appropriate to protect Employer's Protected Interests. This agreement is effective as of the Effective Date listed in Cover Terms.</w:t>
       </w:r>
     </w:p>
     <w:p>
@@ -1483,7 +1483,7 @@
         <w:ind w:left="720"/>
       </w:pPr>
       <w:r>
-        <w:t xml:space="preserve">Employee must treat all Confidential Information as strictly confidential. Employee must not use or disclose Confidential Information except as required to perform authorized job duties or with Employer's prior written consent. Employee's obligations regarding trade secrets continue in perpetuity. Employee's obligations regarding other Confidential Information continue for the period specified in Cover Terms. Trade secrets are protected under Massachusetts law, including the Massachusetts Uniform Trade Secrets Act, Mass. Gen. Laws ch. 93, §§ 42–42G.</w:t>
+        <w:t xml:space="preserve">Employee must treat all Confidential Information as strictly confidential. Employee must not use or disclose Confidential Information except as required to perform authorized job duties or with Employer's prior written consent. Employee's obligations regarding trade secrets continue for the Trade Secrets Duration specified in Cover Terms, to the extent the information remains a trade secret. Employee's obligations regarding other Confidential Information continue for the Other Confidential Information Duration specified in Cover Terms.</w:t>
       </w:r>
     </w:p>
     <w:p>
@@ -1599,7 +1599,7 @@
         <w:ind w:left="720"/>
       </w:pPr>
       <w:r>
-        <w:t xml:space="preserve">During the Restricted Period, Employee must not Solicit the business of any Covered Customer. This is a covenant not to solicit Employer's customers, clients, or vendors and, under Mass. Gen. Laws ch. 149, § 24L(a), it is not a noncompetition agreement subject to that section's garden-leave, duration, and notice requirements; it is governed by common-law reasonableness and protects Employer's goodwill.</w:t>
+        <w:t xml:space="preserve">During the Restricted Period, Employee must not Solicit the business of any Covered Customer.</w:t>
       </w:r>
     </w:p>
     <w:p>
@@ -1628,7 +1628,7 @@
         <w:ind w:left="720"/>
       </w:pPr>
       <w:r>
-        <w:t xml:space="preserve">During the Restricted Period, Employee must not accept, service, or do business with any Covered Customer, regardless of whether Employee or the Covered Customer first initiated contact. This restriction is broader than non-solicitation because it applies even if the Covered Customer approaches Employee. As a covenant not to transact business with Employer's customers, clients, or vendors, this restriction is excluded from the Massachusetts Noncompetition Agreement Act by Mass. Gen. Laws ch. 149, § 24L(a) and is governed by common-law reasonableness; it protects Employer's goodwill.</w:t>
+        <w:t xml:space="preserve">During the Restricted Period, Employee must not accept, service, or do business with any Covered Customer, regardless of whether Employee or the Covered Customer first initiated contact.</w:t>
       </w:r>
     </w:p>
     <w:p>
@@ -1657,7 +1657,7 @@
         <w:ind w:left="720"/>
       </w:pPr>
       <w:r>
-        <w:t xml:space="preserve">During the Restricted Period, Employee must not engage in, be employed by, consult for, or have an active ownership interest in any Competitive Business within the Restricted Territory. This covenant is a noncompetition agreement under the Massachusetts Noncompetition Agreement Act, Mass. Gen. Laws ch. 149, § 24L. It is no broader than necessary to protect Employer's Protected Interests, and the Restricted Period for this covenant does not exceed 12 months from the cessation of employment, except that it may extend to no more than 2 years from cessation if Employee has breached a fiduciary duty to Employer or has unlawfully taken, physically or electronically, property belonging to Employer (Mass. Gen. Laws ch. 149, § 24L(b)(iv)). This covenant is supported by the garden leave clause or other mutually-agreed upon consideration stated in Cover Terms (Mass. Gen. Laws ch. 149, § 24L(b)(vii)), and is subject to the worker exemptions stated below. The Restricted Territory is intended to be reasonable in geographic reach, and the Competitive Business is intended to be reasonable in the scope of proscribed activities, each in relation to the Protected Interests (Mass. Gen. Laws ch. 149, § 24L(b)(v)–(vi)); this covenant is intended to be consonant with public policy (Mass. Gen. Laws ch. 149, § 24L(b)(viii)). Consistent with Massachusetts common law, a covenant not to compete is enforceable only if it is necessary to protect a legitimate business interest, reasonably limited in time and space, and consonant with the public interest. Passive Public Holdings are permitted.</w:t>
+        <w:t xml:space="preserve">During the Restricted Period, which must not exceed 12 months after employment ends, Employee must not engage in, be employed by, consult for, or have an active ownership interest in any Competitive Business within the Restricted Territory. If Employee breaches a fiduciary duty to Employer or unlawfully takes Employer's property, the Restricted Period may extend to no more than 2 years after employment ends. This covenant is supported by the garden leave or other consideration stated in Cover Terms and is subject to the worker exclusions below. Passive Public Holdings are permitted.</w:t>
       </w:r>
     </w:p>
     <w:p>
@@ -1686,7 +1686,7 @@
         <w:ind w:left="720"/>
       </w:pPr>
       <w:r>
-        <w:t xml:space="preserve">This noncompetition agreement is supported by the garden leave clause or other mutually-agreed upon consideration stated in Cover Terms, as required by Mass. Gen. Laws ch. 149, § 24L(b)(vii). A qualifying garden leave clause provides for the payment to Employee, on a pro-rata basis during the entirety of the Restricted Period for the non-compete and consistent with the wage-payment requirements of Mass. Gen. Laws ch. 149, § 148, of at least 50 percent of Employee's highest annualized base salary paid by Employer within the 2 years preceding the cessation of employment. Where the parties instead agree to other mutually-agreed upon consideration, that consideration is the amount stated in Cover Terms. Because the statute does not define consideration other than garden leave, the consideration is intended to be sized conservatively against the garden-leave benchmark.</w:t>
+        <w:t xml:space="preserve">If Cover Terms state garden leave or other mutually-agreed upon consideration for the non-compete, the parties stipulate that consideration as the consideration supporting the non-compete in this agreement (Mass. Gen. Laws ch. 149, § 24L(b)(vii)). If Cover Terms state garden leave, Employer agrees to pay Employee, consistent with Mass. Gen. Laws ch. 149, § 148, on a pro-rata basis during the entirety of the Restricted Period for the non-compete, at least 50 percent of Employee's highest annualized base salary paid by Employer within the 2 years preceding the cessation of employment. This payment obligation takes effect upon the cessation of employment unless Employer waives the non-compete in writing at or before the cessation of employment, in which case the non-compete does not take effect and no garden leave payments are owed. Except in the event of a breach by Employee, Employer may not unilaterally discontinue or otherwise fail or refuse to make the garden leave payments.</w:t>
       </w:r>
     </w:p>
     <w:p>
@@ -1715,7 +1715,7 @@
         <w:ind w:left="720"/>
       </w:pPr>
       <w:r>
-        <w:t xml:space="preserve">Notwithstanding any other provision of this agreement, the non-compete restriction is not enforceable against, and does not apply to, Employee if Employee falls within any category against which Mass. Gen. Laws ch. 149, § 24L(c) makes a noncompetition agreement unenforceable: (i) an employee classified as nonexempt under the Fair Labor Standards Act, 29 U.S.C. §§ 201–219; (ii) an undergraduate or graduate student engaged in an internship or other short-term employment relationship while enrolled in a full-time or part-time educational program; (iii) an employee who has been terminated without cause or laid off; or (iv) an employee age 18 or younger. For purposes of this section and Mass. Gen. Laws ch. 149, § 24L, the term employee includes an independent contractor under Mass. Gen. Laws ch. 149, § 148B. The other restrictive covenants in this agreement remain in effect to the extent they are otherwise enforceable.</w:t>
+        <w:t xml:space="preserve">Notwithstanding any other provision of this agreement, the non-compete restriction does not apply to Employee if Employee is: (i) classified as nonexempt under federal wage-and-hour law; (ii) an undergraduate or graduate student in an internship or other short-term employment relationship while enrolled in an educational program; (iii) terminated without cause or laid off; or (iv) age 18 or younger. The other restrictive covenants in this agreement remain in effect according to their terms.</w:t>
       </w:r>
     </w:p>
     <w:p>
@@ -1744,7 +1744,7 @@
         <w:ind w:left="720"/>
       </w:pPr>
       <w:r>
-        <w:t xml:space="preserve">During the Restricted Period, Employee must not acquire or hold any active ownership interest in, serve as a director, officer, manager, or advisor to, or have material economic participation in any Competitive Business. This restriction primarily targets active or material ownership in private competitors. Passive Public Holdings are permitted. To the extent this covenant restricts Employee from engaging in activities competitive with Employer after employment ends — for example, serving as a director, officer, manager, or advisor to a Competitive Business — it is a noncompetition agreement under Mass. Gen. Laws ch. 149, § 24L and applies only on the same terms as the non-compete in this agreement, including the garden leave or other agreed consideration, the 12-month duration cap, and the worker exemptions stated above; it does not restrict Passive Public Holdings.</w:t>
+        <w:t xml:space="preserve">During the Restricted Period, Employee must not acquire or hold any active ownership interest in, serve as a director, officer, manager, or advisor to, or have material economic participation in any Competitive Business. The garden leave or other agreed consideration, 12-month duration cap, and worker exclusions stated above apply to this covenant. Passive Public Holdings are permitted.</w:t>
       </w:r>
     </w:p>
     <w:p>
@@ -1802,7 +1802,7 @@
         <w:ind w:left="720"/>
       </w:pPr>
       <w:r>
-        <w:t xml:space="preserve">Notwithstanding any other provision of this agreement, any restriction on Employee's right to practice Employee's profession after the termination of employment is void and unenforceable, while the remaining provisions of this agreement continue in effect, if Employee is a physician registered to practice medicine (Mass. Gen. Laws ch. 112, § 12X), a registered or practical nurse (Mass. Gen. Laws ch. 112, § 74D), a licensed psychologist (Mass. Gen. Laws ch. 112, § 129B), or a licensed social worker (Mass. Gen. Laws ch. 112, § 135C). If Employee is employed or engaged in the broadcasting industry, any restriction on Employee's right to obtain subsequent employment is void and unenforceable where Employer terminated the employment, the parties ended the employment relationship by mutual agreement, or the contract expired, and a violation of that prohibition exposes Employer to the affected Employee's reasonable attorneys' fees and costs (Mass. Gen. Laws ch. 149, § 186).</w:t>
+        <w:t xml:space="preserve">Notwithstanding any other provision of this agreement, any restriction on Employee's right to practice Employee's profession after the termination of employment is void and unenforceable, while the remaining provisions of this agreement continue in effect, if Employee is a physician registered to practice medicine, a registered or practical nurse, a licensed psychologist, or a licensed social worker. If Employee is employed or engaged in the broadcasting industry, any restriction on Employee's right to obtain subsequent employment is void and unenforceable where Employer terminated the employment, the parties ended the employment relationship by mutual agreement, or the contract expired, and Employer will not require or enforce such a restriction.</w:t>
       </w:r>
     </w:p>
     <w:p>
@@ -1889,7 +1889,7 @@
         <w:ind w:left="720"/>
       </w:pPr>
       <w:r>
-        <w:t xml:space="preserve">If Employee breaches any restrictive covenant in this agreement, the Restricted Period for that covenant is extended by one day for each day of the breach, so that the full duration of the restriction runs from the date the breach ends; provided that, for the non-compete, no extension under this section may cause the Restricted Period to run beyond the latest point permitted by Mass. Gen. Laws ch. 149, § 24L(b)(iv) — that is, beyond 12 months from the cessation of employment, or beyond 2 years from the cessation of employment only where Employee has breached a fiduciary duty to Employer or has unlawfully taken, physically or electronically, property belonging to Employer. Because Massachusetts courts will not equitably extend a noncompetition restraint beyond its stated term, this express provision is the parties' agreed mechanism for any extension during a breach, and it cannot lengthen the non-compete beyond that statutory ceiling.</w:t>
+        <w:t xml:space="preserve">If Employee breaches any restrictive covenant in this agreement, the Restricted Period for that covenant is extended by one day for each day of the breach. Any extension of the non-compete under this section remains subject to the duration limits stated in the Non-Competition section.</w:t>
       </w:r>
     </w:p>
     <w:p>
@@ -1966,7 +1966,7 @@
           <w:b/>
           <w:bCs/>
         </w:rPr>
-        <w:t xml:space="preserve">Reformation</w:t>
+        <w:t xml:space="preserve">Survival and Expiration of Each Covenant</w:t>
       </w:r>
     </w:p>
     <w:p>
@@ -1976,7 +1976,7 @@
         <w:ind w:left="720"/>
       </w:pPr>
       <w:r>
-        <w:t xml:space="preserve">The parties acknowledge that, under Mass. Gen. Laws ch. 149, § 24L(d), a court may, in its discretion, reform or otherwise revise a noncompetition agreement so as to render it valid and enforceable to the extent necessary to protect Employer's applicable legitimate business interests, and Employer requests such reformation if any restraint in this agreement is found to be overbroad. Because that reformation power is discretionary, the parties intend each restrictive covenant in this agreement to be drawn no broader than necessary and to be independently enforceable, rather than to rely on judicial revision.</w:t>
+        <w:t xml:space="preserve">Each restrictive covenant in this agreement survives the termination of Employee's employment for the Restricted Period specified in Cover Terms. Obligations under the Confidential Information and Trade Secret Protection section survive indefinitely to the extent they relate to trade secrets. All other provisions survive to the extent necessary to enforce rights that arose during employment.</w:t>
       </w:r>
     </w:p>
     <w:p>
@@ -1995,7 +1995,7 @@
           <w:b/>
           <w:bCs/>
         </w:rPr>
-        <w:t xml:space="preserve">Survival and Expiration of Each Covenant</w:t>
+        <w:t xml:space="preserve">Assignment and Successors</w:t>
       </w:r>
     </w:p>
     <w:p>
@@ -2005,7 +2005,7 @@
         <w:ind w:left="720"/>
       </w:pPr>
       <w:r>
-        <w:t xml:space="preserve">Each restrictive covenant in this agreement survives the termination of Employee's employment for the Restricted Period specified in Cover Terms. Obligations under the Confidential Information and Trade Secret Protection section survive indefinitely to the extent they relate to trade secrets. All other provisions survive to the extent necessary to enforce rights that arose during employment.</w:t>
+        <w:t xml:space="preserve">Employee may not assign this agreement or any rights or obligations under it. Employer may assign this agreement to any successor or acquirer of all or substantially all of Employer's business or assets. This agreement is binding on and inures to the benefit of the parties and their respective heirs, successors, and permitted assigns.</w:t>
       </w:r>
     </w:p>
     <w:p>
@@ -2024,7 +2024,7 @@
           <w:b/>
           <w:bCs/>
         </w:rPr>
-        <w:t xml:space="preserve">Assignment and Successors</w:t>
+        <w:t xml:space="preserve">Governing Law, Venue, and Dispute Process</w:t>
       </w:r>
     </w:p>
     <w:p>
@@ -2034,36 +2034,7 @@
         <w:ind w:left="720"/>
       </w:pPr>
       <w:r>
-        <w:t xml:space="preserve">Employee may not assign this agreement or any rights or obligations under it. Employer may assign this agreement to any successor or acquirer of all or substantially all of Employer's business or assets. The Employer named in this agreement is the entity that actually employs Employee. Because Mass. Gen. Laws ch. 149, § 24L governs an agreement between an employer and an employee, the noncompetition obligations run to and are enforceable by that employing entity, and are not intended to be enforced by a parent, holding company, or affiliate that is not Employee's employer. This agreement is binding on and inures to the benefit of the parties and their respective heirs, successors, and permitted assigns.</w:t>
-      </w:r>
-    </w:p>
-    <w:p>
-      <w:pPr>
-        <w:pStyle w:val="OABody"/>
-        <w:keepNext/>
-        <w:numPr>
-          <w:ilvl w:val="0"/>
-          <w:numId w:val="1"/>
-        </w:numPr>
-        <w:spacing w:before="320" w:after="120" w:line="340" w:lineRule="auto"/>
-        <w:jc w:val="left"/>
-      </w:pPr>
-      <w:r>
-        <w:rPr>
-          <w:b/>
-          <w:bCs/>
-        </w:rPr>
-        <w:t xml:space="preserve">Governing Law, Venue, and Dispute Process</w:t>
-      </w:r>
-    </w:p>
-    <w:p>
-      <w:pPr>
-        <w:pStyle w:val="OABody"/>
-        <w:spacing w:before="0" w:after="120" w:line="340" w:lineRule="auto"/>
-        <w:ind w:left="720"/>
-      </w:pPr>
-      <w:r>
-        <w:t xml:space="preserve">This agreement is governed by the law listed in Cover Terms, including the Massachusetts Noncompetition Agreement Act, Mass. Gen. Laws ch. 149, § 24L, for agreements entered into on or after October 1, 2018. No choice-of-law provision shall be applied to avoid the requirements of Mass. Gen. Laws ch. 149, § 24L if Employee is, and has been for at least 30 days immediately preceding the cessation of employment, a resident of or employed in Massachusetts. All civil actions relating to the noncompetition agreement in this agreement shall be brought in the county where Employee resides or, if Employer and Employee mutually agree, in Suffolk County, as required by Mass. Gen. Laws ch. 149, § 24L(f). Other disputes will be resolved in the courts of the Governing Law state, subject to non-waivable rights under applicable law.</w:t>
+        <w:t xml:space="preserve">This agreement is governed by the law listed in Cover Terms. For any civil action relating to the non-compete in this agreement that is subject to Mass. Gen. Laws ch. 149, § 24L, Employer and Employee mutually agree that the action may be brought in Suffolk County (Mass. Gen. Laws ch. 149, § 24L(f)). Other disputes will be resolved in the courts of the Governing Law state, subject to non-waivable rights under applicable law.</w:t>
       </w:r>
     </w:p>
     <w:p>
@@ -2212,7 +2183,7 @@
                 <w:szCs w:val="22"/>
                 <w:highlight w:val="yellow"/>
               </w:rPr>
-              <w:t xml:space="preserve">[Legal name of the employer]</w:t>
+              <w:t xml:space="preserve">[Legal name of the entity that employs the employee]</w:t>
             </w:r>
           </w:p>
         </w:tc>

--- a/templates/openagreements-cc-by-4.0/openagreements-restrictive-covenant-massachusetts/template.docx
+++ b/templates/openagreements-cc-by-4.0/openagreements-restrictive-covenant-massachusetts/template.docx
@@ -1425,7 +1425,7 @@
         <w:ind w:left="720"/>
       </w:pPr>
       <w:r>
-        <w:t xml:space="preserve">Employer and Employee acknowledge and agree that the restrictive covenants in this agreement are supported by, and limited to the scope needed to protect, Employer's Protected Interests. Employer would not provide Employee with access to these Protected Interests absent the protections in this agreement.</w:t>
+        <w:t xml:space="preserve">Employer and Employee acknowledge and agree that the restrictive covenants in this agreement are supported by, and no broader than necessary to protect, Employer's Protected Interests (Mass. Gen. Laws ch. 149, § 24L(b)(iii)). Employer would not provide Employee with access to these Protected Interests absent the protections in this agreement.</w:t>
       </w:r>
     </w:p>
     <w:p>
@@ -1454,7 +1454,7 @@
         <w:ind w:left="720"/>
       </w:pPr>
       <w:r>
-        <w:t xml:space="preserve">Employee has the right to consult with counsel prior to signing this agreement. If this agreement is entered into in connection with the commencement of employment, it is provided to Employee by the earlier of a formal offer of employment or 10 business days before the commencement of employment, and is signed by both Employer and Employee. If this agreement is entered into after the commencement of employment but not in connection with separation, it is supported by fair and reasonable consideration independent from the continuation of employment, and notice of the agreement is provided to Employee at least 10 business days before it is to be effective. Employee acknowledges that the restrictions in this agreement are appropriate to protect Employer's Protected Interests. This agreement is effective as of the Effective Date listed in Cover Terms.</w:t>
+        <w:t xml:space="preserve">Employee has the right to consult with counsel prior to signing this agreement. If this agreement is entered into in connection with the commencement of employment, it is provided to Employee by the earlier of a formal offer of employment or 10 business days before the commencement of employment, and is signed by both Employer and Employee. If this agreement is entered into after the commencement of employment but not in connection with separation, it is supported by fair and reasonable consideration independent from the continuation of employment, and notice of the agreement is provided to Employee at least 10 business days before it is to be effective. Employee acknowledges that the restrictions in this agreement are reasonable and necessary to protect Employer's Protected Interests. This agreement is effective as of the Effective Date listed in Cover Terms.</w:t>
       </w:r>
     </w:p>
     <w:p>
@@ -1976,7 +1976,7 @@
         <w:ind w:left="720"/>
       </w:pPr>
       <w:r>
-        <w:t xml:space="preserve">Each restrictive covenant in this agreement survives the termination of Employee's employment for the Restricted Period specified in Cover Terms. Obligations under the Confidential Information and Trade Secret Protection section survive indefinitely to the extent they relate to trade secrets. All other provisions survive to the extent necessary to enforce rights that arose during employment.</w:t>
+        <w:t xml:space="preserve">Each restrictive covenant in this agreement survives the termination of Employee's employment for the Restricted Period specified in Cover Terms. Obligations under the Confidential Information and Trade Secret Protection section survive for the Trade Secrets Duration specified in Cover Terms to the extent they relate to trade secrets, and for the Other Confidential Information Duration specified in Cover Terms for other Confidential Information. All other provisions survive to the extent necessary to enforce rights that arose during employment.</w:t>
       </w:r>
     </w:p>
     <w:p>

--- a/templates/openagreements-cc-by-4.0/openagreements-restrictive-covenant-massachusetts/template.docx
+++ b/templates/openagreements-cc-by-4.0/openagreements-restrictive-covenant-massachusetts/template.docx
@@ -3121,169 +3121,79 @@
 
 <file path=word/header1.xml><?xml version="1.0" encoding="utf-8"?>
 <w:hdr xmlns:w="http://schemas.openxmlformats.org/wordprocessingml/2006/main" xmlns:r="http://schemas.openxmlformats.org/officeDocument/2006/relationships">
-  <w:tbl>
-    <w:tblPr>
-      <w:tblW w:w="10080" w:type="dxa"/>
-      <w:tblBorders>
-        <w:top w:val="none" w:sz="0" w:space="0" w:color="auto"/>
-        <w:left w:val="none" w:sz="0" w:space="0" w:color="auto"/>
+  <w:p>
+    <w:pPr>
+      <w:pBdr>
         <w:bottom w:val="single" w:sz="8" w:space="0" w:color="107087"/>
-        <w:right w:val="none" w:sz="0" w:space="0" w:color="auto"/>
-        <w:insideH w:val="none" w:sz="0" w:space="0" w:color="auto"/>
-        <w:insideV w:val="none" w:sz="0" w:space="0" w:color="auto"/>
-      </w:tblBorders>
-      <w:tblLayout w:type="fixed"/>
-    </w:tblPr>
-    <w:tblGrid>
-      <w:gridCol w:w="10080"/>
-    </w:tblGrid>
-    <w:tr>
-      <w:tc>
-        <w:tcPr>
-          <w:tcW w:w="10080" w:type="dxa"/>
-          <w:tcBorders>
-            <w:bottom w:val="single" w:sz="8" w:space="0" w:color="107087"/>
-          </w:tcBorders>
-          <w:tcMar>
-            <w:top w:w="0" w:type="dxa"/>
-            <w:left w:w="0" w:type="dxa"/>
-            <w:bottom w:w="40" w:type="dxa"/>
-            <w:right w:w="0" w:type="dxa"/>
-          </w:tcMar>
-        </w:tcPr>
-        <w:p>
-          <w:pPr>
-            <w:spacing w:after="0"/>
-            <w:jc w:val="right"/>
-          </w:pPr>
-          <w:r>
-            <w:rPr>
-              <w:rFonts w:ascii="Arial" w:hAnsi="Arial" w:cs="Arial"/>
-              <w:b/>
-              <w:bCs/>
-              <w:caps/>
-              <w:color w:val="107087"/>
-              <w:sz w:val="18"/>
-              <w:szCs w:val="18"/>
-            </w:rPr>
-            <w:t xml:space="preserve">Cover Terms</w:t>
-          </w:r>
-        </w:p>
-      </w:tc>
-    </w:tr>
-  </w:tbl>
+      </w:pBdr>
+      <w:spacing w:after="0"/>
+      <w:jc w:val="right"/>
+    </w:pPr>
+    <w:r>
+      <w:rPr>
+        <w:rFonts w:ascii="Arial" w:hAnsi="Arial" w:cs="Arial"/>
+        <w:b/>
+        <w:bCs/>
+        <w:caps/>
+        <w:color w:val="107087"/>
+        <w:sz w:val="18"/>
+        <w:szCs w:val="18"/>
+      </w:rPr>
+      <w:t xml:space="preserve">Cover Terms</w:t>
+    </w:r>
+  </w:p>
 </w:hdr>
 </file>
 
 <file path=word/header2.xml><?xml version="1.0" encoding="utf-8"?>
 <w:hdr xmlns:w="http://schemas.openxmlformats.org/wordprocessingml/2006/main" xmlns:r="http://schemas.openxmlformats.org/officeDocument/2006/relationships">
-  <w:tbl>
-    <w:tblPr>
-      <w:tblW w:w="10080" w:type="dxa"/>
-      <w:tblBorders>
-        <w:top w:val="none" w:sz="0" w:space="0" w:color="auto"/>
-        <w:left w:val="none" w:sz="0" w:space="0" w:color="auto"/>
+  <w:p>
+    <w:pPr>
+      <w:pBdr>
         <w:bottom w:val="single" w:sz="8" w:space="0" w:color="107087"/>
-        <w:right w:val="none" w:sz="0" w:space="0" w:color="auto"/>
-        <w:insideH w:val="none" w:sz="0" w:space="0" w:color="auto"/>
-        <w:insideV w:val="none" w:sz="0" w:space="0" w:color="auto"/>
-      </w:tblBorders>
-      <w:tblLayout w:type="fixed"/>
-    </w:tblPr>
-    <w:tblGrid>
-      <w:gridCol w:w="10080"/>
-    </w:tblGrid>
-    <w:tr>
-      <w:tc>
-        <w:tcPr>
-          <w:tcW w:w="10080" w:type="dxa"/>
-          <w:tcBorders>
-            <w:bottom w:val="single" w:sz="8" w:space="0" w:color="107087"/>
-          </w:tcBorders>
-          <w:tcMar>
-            <w:top w:w="0" w:type="dxa"/>
-            <w:left w:w="0" w:type="dxa"/>
-            <w:bottom w:w="40" w:type="dxa"/>
-            <w:right w:w="0" w:type="dxa"/>
-          </w:tcMar>
-        </w:tcPr>
-        <w:p>
-          <w:pPr>
-            <w:spacing w:after="0"/>
-            <w:jc w:val="right"/>
-          </w:pPr>
-          <w:r>
-            <w:rPr>
-              <w:rFonts w:ascii="Arial" w:hAnsi="Arial" w:cs="Arial"/>
-              <w:b/>
-              <w:bCs/>
-              <w:caps/>
-              <w:color w:val="107087"/>
-              <w:sz w:val="18"/>
-              <w:szCs w:val="18"/>
-            </w:rPr>
-            <w:t xml:space="preserve">Standard Terms</w:t>
-          </w:r>
-        </w:p>
-      </w:tc>
-    </w:tr>
-  </w:tbl>
+      </w:pBdr>
+      <w:spacing w:after="0"/>
+      <w:jc w:val="right"/>
+    </w:pPr>
+    <w:r>
+      <w:rPr>
+        <w:rFonts w:ascii="Arial" w:hAnsi="Arial" w:cs="Arial"/>
+        <w:b/>
+        <w:bCs/>
+        <w:caps/>
+        <w:color w:val="107087"/>
+        <w:sz w:val="18"/>
+        <w:szCs w:val="18"/>
+      </w:rPr>
+      <w:t xml:space="preserve">Standard Terms</w:t>
+    </w:r>
+  </w:p>
 </w:hdr>
 </file>
 
 <file path=word/header3.xml><?xml version="1.0" encoding="utf-8"?>
 <w:hdr xmlns:w="http://schemas.openxmlformats.org/wordprocessingml/2006/main" xmlns:r="http://schemas.openxmlformats.org/officeDocument/2006/relationships">
-  <w:tbl>
-    <w:tblPr>
-      <w:tblW w:w="10080" w:type="dxa"/>
-      <w:tblBorders>
-        <w:top w:val="none" w:sz="0" w:space="0" w:color="auto"/>
-        <w:left w:val="none" w:sz="0" w:space="0" w:color="auto"/>
+  <w:p>
+    <w:pPr>
+      <w:pBdr>
         <w:bottom w:val="single" w:sz="8" w:space="0" w:color="107087"/>
-        <w:right w:val="none" w:sz="0" w:space="0" w:color="auto"/>
-        <w:insideH w:val="none" w:sz="0" w:space="0" w:color="auto"/>
-        <w:insideV w:val="none" w:sz="0" w:space="0" w:color="auto"/>
-      </w:tblBorders>
-      <w:tblLayout w:type="fixed"/>
-    </w:tblPr>
-    <w:tblGrid>
-      <w:gridCol w:w="10080"/>
-    </w:tblGrid>
-    <w:tr>
-      <w:tc>
-        <w:tcPr>
-          <w:tcW w:w="10080" w:type="dxa"/>
-          <w:tcBorders>
-            <w:bottom w:val="single" w:sz="8" w:space="0" w:color="107087"/>
-          </w:tcBorders>
-          <w:tcMar>
-            <w:top w:w="0" w:type="dxa"/>
-            <w:left w:w="0" w:type="dxa"/>
-            <w:bottom w:w="40" w:type="dxa"/>
-            <w:right w:w="0" w:type="dxa"/>
-          </w:tcMar>
-        </w:tcPr>
-        <w:p>
-          <w:pPr>
-            <w:spacing w:after="0"/>
-            <w:jc w:val="right"/>
-          </w:pPr>
-          <w:r>
-            <w:rPr>
-              <w:rFonts w:ascii="Arial" w:hAnsi="Arial" w:cs="Arial"/>
-              <w:b/>
-              <w:bCs/>
-              <w:caps/>
-              <w:color w:val="107087"/>
-              <w:sz w:val="18"/>
-              <w:szCs w:val="18"/>
-            </w:rPr>
-            <w:t xml:space="preserve">Signature Page</w:t>
-          </w:r>
-        </w:p>
-      </w:tc>
-    </w:tr>
-  </w:tbl>
+      </w:pBdr>
+      <w:spacing w:after="0"/>
+      <w:jc w:val="right"/>
+    </w:pPr>
+    <w:r>
+      <w:rPr>
+        <w:rFonts w:ascii="Arial" w:hAnsi="Arial" w:cs="Arial"/>
+        <w:b/>
+        <w:bCs/>
+        <w:caps/>
+        <w:color w:val="107087"/>
+        <w:sz w:val="18"/>
+        <w:szCs w:val="18"/>
+      </w:rPr>
+      <w:t xml:space="preserve">Signature Page</w:t>
+    </w:r>
+  </w:p>
 </w:hdr>
 </file>
 

--- a/templates/openagreements-cc-by-4.0/openagreements-restrictive-covenant-massachusetts/template.docx
+++ b/templates/openagreements-cc-by-4.0/openagreements-restrictive-covenant-massachusetts/template.docx
@@ -337,7 +337,7 @@
                 <w:rFonts w:ascii="Arial" w:hAnsi="Arial" w:cs="Arial"/>
                 <w:i/>
                 <w:iCs/>
-                <w:color w:val="494A4B"/>
+                <w:color w:val="1D2021"/>
                 <w:sz w:val="21"/>
                 <w:szCs w:val="21"/>
               </w:rPr>
@@ -361,7 +361,7 @@
                 <w:rFonts w:ascii="Arial" w:hAnsi="Arial" w:cs="Arial"/>
                 <w:i/>
                 <w:iCs/>
-                <w:color w:val="494A4B"/>
+                <w:color w:val="1D2021"/>
                 <w:sz w:val="21"/>
                 <w:szCs w:val="21"/>
               </w:rPr>
@@ -387,7 +387,7 @@
                 <w:rFonts w:ascii="Arial" w:hAnsi="Arial" w:cs="Arial"/>
                 <w:i/>
                 <w:iCs/>
-                <w:color w:val="494A4B"/>
+                <w:color w:val="1D2021"/>
                 <w:sz w:val="21"/>
                 <w:szCs w:val="21"/>
               </w:rPr>
@@ -411,7 +411,7 @@
                 <w:rFonts w:ascii="Arial" w:hAnsi="Arial" w:cs="Arial"/>
                 <w:i/>
                 <w:iCs/>
-                <w:color w:val="494A4B"/>
+                <w:color w:val="1D2021"/>
                 <w:sz w:val="21"/>
                 <w:szCs w:val="21"/>
               </w:rPr>
@@ -465,7 +465,7 @@
                 <w:rFonts w:ascii="Arial" w:hAnsi="Arial" w:cs="Arial"/>
                 <w:i/>
                 <w:iCs/>
-                <w:color w:val="494A4B"/>
+                <w:color w:val="1D2021"/>
                 <w:sz w:val="21"/>
                 <w:szCs w:val="21"/>
               </w:rPr>
@@ -489,7 +489,7 @@
                 <w:rFonts w:ascii="Arial" w:hAnsi="Arial" w:cs="Arial"/>
                 <w:i/>
                 <w:iCs/>
-                <w:color w:val="494A4B"/>
+                <w:color w:val="1D2021"/>
                 <w:sz w:val="21"/>
                 <w:szCs w:val="21"/>
               </w:rPr>
@@ -543,7 +543,7 @@
                 <w:rFonts w:ascii="Arial" w:hAnsi="Arial" w:cs="Arial"/>
                 <w:i/>
                 <w:iCs/>
-                <w:color w:val="494A4B"/>
+                <w:color w:val="1D2021"/>
                 <w:sz w:val="21"/>
                 <w:szCs w:val="21"/>
               </w:rPr>
@@ -567,7 +567,7 @@
                 <w:rFonts w:ascii="Arial" w:hAnsi="Arial" w:cs="Arial"/>
                 <w:i/>
                 <w:iCs/>
-                <w:color w:val="494A4B"/>
+                <w:color w:val="1D2021"/>
                 <w:sz w:val="21"/>
                 <w:szCs w:val="21"/>
               </w:rPr>
@@ -621,7 +621,7 @@
                 <w:rFonts w:ascii="Arial" w:hAnsi="Arial" w:cs="Arial"/>
                 <w:i/>
                 <w:iCs/>
-                <w:color w:val="494A4B"/>
+                <w:color w:val="1D2021"/>
                 <w:sz w:val="21"/>
                 <w:szCs w:val="21"/>
               </w:rPr>
@@ -645,7 +645,7 @@
                 <w:rFonts w:ascii="Arial" w:hAnsi="Arial" w:cs="Arial"/>
                 <w:i/>
                 <w:iCs/>
-                <w:color w:val="494A4B"/>
+                <w:color w:val="1D2021"/>
                 <w:sz w:val="21"/>
                 <w:szCs w:val="21"/>
               </w:rPr>
@@ -671,7 +671,7 @@
                 <w:rFonts w:ascii="Arial" w:hAnsi="Arial" w:cs="Arial"/>
                 <w:i/>
                 <w:iCs/>
-                <w:color w:val="494A4B"/>
+                <w:color w:val="1D2021"/>
                 <w:sz w:val="21"/>
                 <w:szCs w:val="21"/>
               </w:rPr>
@@ -695,7 +695,7 @@
                 <w:rFonts w:ascii="Arial" w:hAnsi="Arial" w:cs="Arial"/>
                 <w:i/>
                 <w:iCs/>
-                <w:color w:val="494A4B"/>
+                <w:color w:val="1D2021"/>
                 <w:sz w:val="21"/>
                 <w:szCs w:val="21"/>
               </w:rPr>
@@ -721,7 +721,7 @@
                 <w:rFonts w:ascii="Arial" w:hAnsi="Arial" w:cs="Arial"/>
                 <w:i/>
                 <w:iCs/>
-                <w:color w:val="494A4B"/>
+                <w:color w:val="1D2021"/>
                 <w:sz w:val="21"/>
                 <w:szCs w:val="21"/>
               </w:rPr>
@@ -747,7 +747,7 @@
                 <w:bCs/>
                 <w:i/>
                 <w:iCs/>
-                <w:color w:val="494A4B"/>
+                <w:color w:val="1D2021"/>
                 <w:sz w:val="21"/>
                 <w:szCs w:val="21"/>
                 <w:highlight w:val="yellow"/>
@@ -774,7 +774,7 @@
                 <w:rFonts w:ascii="Arial" w:hAnsi="Arial" w:cs="Arial"/>
                 <w:i/>
                 <w:iCs/>
-                <w:color w:val="494A4B"/>
+                <w:color w:val="1D2021"/>
                 <w:sz w:val="21"/>
                 <w:szCs w:val="21"/>
               </w:rPr>
@@ -798,7 +798,7 @@
                 <w:rFonts w:ascii="Arial" w:hAnsi="Arial" w:cs="Arial"/>
                 <w:i/>
                 <w:iCs/>
-                <w:color w:val="494A4B"/>
+                <w:color w:val="1D2021"/>
                 <w:sz w:val="21"/>
                 <w:szCs w:val="21"/>
               </w:rPr>
@@ -852,7 +852,7 @@
                 <w:rFonts w:ascii="Arial" w:hAnsi="Arial" w:cs="Arial"/>
                 <w:i/>
                 <w:iCs/>
-                <w:color w:val="494A4B"/>
+                <w:color w:val="1D2021"/>
                 <w:sz w:val="21"/>
                 <w:szCs w:val="21"/>
               </w:rPr>
@@ -876,7 +876,7 @@
                 <w:rFonts w:ascii="Arial" w:hAnsi="Arial" w:cs="Arial"/>
                 <w:i/>
                 <w:iCs/>
-                <w:color w:val="494A4B"/>
+                <w:color w:val="1D2021"/>
                 <w:sz w:val="21"/>
                 <w:szCs w:val="21"/>
               </w:rPr>
@@ -930,7 +930,7 @@
                 <w:rFonts w:ascii="Arial" w:hAnsi="Arial" w:cs="Arial"/>
                 <w:i/>
                 <w:iCs/>
-                <w:color w:val="494A4B"/>
+                <w:color w:val="1D2021"/>
                 <w:sz w:val="21"/>
                 <w:szCs w:val="21"/>
               </w:rPr>
@@ -954,7 +954,7 @@
                 <w:rFonts w:ascii="Arial" w:hAnsi="Arial" w:cs="Arial"/>
                 <w:i/>
                 <w:iCs/>
-                <w:color w:val="494A4B"/>
+                <w:color w:val="1D2021"/>
                 <w:sz w:val="21"/>
                 <w:szCs w:val="21"/>
               </w:rPr>
@@ -1008,7 +1008,7 @@
                 <w:rFonts w:ascii="Arial" w:hAnsi="Arial" w:cs="Arial"/>
                 <w:i/>
                 <w:iCs/>
-                <w:color w:val="494A4B"/>
+                <w:color w:val="1D2021"/>
                 <w:sz w:val="21"/>
                 <w:szCs w:val="21"/>
               </w:rPr>
@@ -1032,7 +1032,7 @@
                 <w:rFonts w:ascii="Arial" w:hAnsi="Arial" w:cs="Arial"/>
                 <w:i/>
                 <w:iCs/>
-                <w:color w:val="494A4B"/>
+                <w:color w:val="1D2021"/>
                 <w:sz w:val="21"/>
                 <w:szCs w:val="21"/>
               </w:rPr>
@@ -1086,7 +1086,7 @@
                 <w:rFonts w:ascii="Arial" w:hAnsi="Arial" w:cs="Arial"/>
                 <w:i/>
                 <w:iCs/>
-                <w:color w:val="494A4B"/>
+                <w:color w:val="1D2021"/>
                 <w:sz w:val="21"/>
                 <w:szCs w:val="21"/>
               </w:rPr>
@@ -1110,7 +1110,7 @@
                 <w:rFonts w:ascii="Arial" w:hAnsi="Arial" w:cs="Arial"/>
                 <w:i/>
                 <w:iCs/>
-                <w:color w:val="494A4B"/>
+                <w:color w:val="1D2021"/>
                 <w:sz w:val="21"/>
                 <w:szCs w:val="21"/>
               </w:rPr>

--- a/templates/openagreements-cc-by-4.0/openagreements-restrictive-covenant-massachusetts/template.docx
+++ b/templates/openagreements-cc-by-4.0/openagreements-restrictive-covenant-massachusetts/template.docx
@@ -1177,7 +1177,7 @@
         <w:t xml:space="preserve">“Competitive Business”</w:t>
       </w:r>
       <w:r>
-        <w:t xml:space="preserve"> means the business activities described in Cover Terms under Competitive Business.</w:t>
+        <w:t xml:space="preserve"> means a person or entity that engages in the business activities described in Cover Terms under Competitive Business.</w:t>
       </w:r>
     </w:p>
     <w:p>
